--- a/SRD_Template.docx
+++ b/SRD_Template.docx
@@ -558,6 +558,12 @@
                 <w:caps/>
               </w:rPr>
             </w:pPr>
+            <w:r>
+              <w:rPr>
+                <w:caps/>
+              </w:rPr>
+              <w:t>9/25/2026</w:t>
+            </w:r>
           </w:p>
         </w:tc>
         <w:tc>
@@ -571,6 +577,12 @@
                 <w:caps/>
               </w:rPr>
             </w:pPr>
+            <w:r>
+              <w:rPr>
+                <w:caps/>
+              </w:rPr>
+              <w:t>Angel palacios</w:t>
+            </w:r>
           </w:p>
         </w:tc>
         <w:tc>
@@ -584,6 +596,12 @@
                 <w:caps/>
               </w:rPr>
             </w:pPr>
+            <w:r>
+              <w:rPr>
+                <w:caps/>
+              </w:rPr>
+              <w:t>added user stories</w:t>
+            </w:r>
           </w:p>
         </w:tc>
       </w:tr>
@@ -870,8 +888,19 @@
           <w:caps/>
           <w:u w:val="single"/>
         </w:rPr>
-        <w:t>.................. [Page #]</w:t>
-      </w:r>
+        <w:t>.................. [</w:t>
+      </w:r>
+      <w:proofErr w:type="gramStart"/>
+      <w:r>
+        <w:rPr>
+          <w:b/>
+          <w:bCs/>
+          <w:caps/>
+          <w:u w:val="single"/>
+        </w:rPr>
+        <w:t>Page #]</w:t>
+      </w:r>
+      <w:proofErr w:type="gramEnd"/>
     </w:p>
     <w:p>
       <w:pPr>
@@ -993,8 +1022,19 @@
           <w:caps/>
           <w:u w:val="single"/>
         </w:rPr>
-        <w:t>................................................... [Page #]</w:t>
-      </w:r>
+        <w:t>................................................... [</w:t>
+      </w:r>
+      <w:proofErr w:type="gramStart"/>
+      <w:r>
+        <w:rPr>
+          <w:b/>
+          <w:bCs/>
+          <w:caps/>
+          <w:u w:val="single"/>
+        </w:rPr>
+        <w:t>Page #]</w:t>
+      </w:r>
+      <w:proofErr w:type="gramEnd"/>
     </w:p>
     <w:p>
       <w:pPr>
@@ -1050,8 +1090,19 @@
           <w:caps/>
           <w:u w:val="single"/>
         </w:rPr>
-        <w:t>....................................................... [Page #]</w:t>
-      </w:r>
+        <w:t>....................................................... [</w:t>
+      </w:r>
+      <w:proofErr w:type="gramStart"/>
+      <w:r>
+        <w:rPr>
+          <w:b/>
+          <w:bCs/>
+          <w:caps/>
+          <w:u w:val="single"/>
+        </w:rPr>
+        <w:t>Page #]</w:t>
+      </w:r>
+      <w:proofErr w:type="gramEnd"/>
     </w:p>
     <w:p>
       <w:pPr>
@@ -1194,8 +1245,19 @@
           <w:caps/>
           <w:u w:val="single"/>
         </w:rPr>
-        <w:t>Non-Functional Requirements ............................................ [Page #]</w:t>
-      </w:r>
+        <w:t>Non-Functional Requirements ............................................ [</w:t>
+      </w:r>
+      <w:proofErr w:type="gramStart"/>
+      <w:r>
+        <w:rPr>
+          <w:b/>
+          <w:bCs/>
+          <w:caps/>
+          <w:u w:val="single"/>
+        </w:rPr>
+        <w:t>Page #]</w:t>
+      </w:r>
+      <w:proofErr w:type="gramEnd"/>
     </w:p>
     <w:p>
       <w:pPr>
@@ -1302,8 +1364,19 @@
           <w:caps/>
           <w:u w:val="single"/>
         </w:rPr>
-        <w:t>.............. [Page #]</w:t>
-      </w:r>
+        <w:t>.............. [</w:t>
+      </w:r>
+      <w:proofErr w:type="gramStart"/>
+      <w:r>
+        <w:rPr>
+          <w:b/>
+          <w:bCs/>
+          <w:caps/>
+          <w:u w:val="single"/>
+        </w:rPr>
+        <w:t>Page #]</w:t>
+      </w:r>
+      <w:proofErr w:type="gramEnd"/>
     </w:p>
     <w:p>
       <w:pPr>
@@ -1410,8 +1483,19 @@
           <w:caps/>
           <w:u w:val="single"/>
         </w:rPr>
-        <w:t>.............. [Page #]</w:t>
-      </w:r>
+        <w:t>.............. [</w:t>
+      </w:r>
+      <w:proofErr w:type="gramStart"/>
+      <w:r>
+        <w:rPr>
+          <w:b/>
+          <w:bCs/>
+          <w:caps/>
+          <w:u w:val="single"/>
+        </w:rPr>
+        <w:t>Page #]</w:t>
+      </w:r>
+      <w:proofErr w:type="gramEnd"/>
     </w:p>
     <w:p>
       <w:pPr>
@@ -1503,8 +1587,19 @@
           <w:caps/>
           <w:u w:val="single"/>
         </w:rPr>
-        <w:t>................. [Page #]</w:t>
-      </w:r>
+        <w:t>................. [</w:t>
+      </w:r>
+      <w:proofErr w:type="gramStart"/>
+      <w:r>
+        <w:rPr>
+          <w:b/>
+          <w:bCs/>
+          <w:caps/>
+          <w:u w:val="single"/>
+        </w:rPr>
+        <w:t>Page #]</w:t>
+      </w:r>
+      <w:proofErr w:type="gramEnd"/>
     </w:p>
     <w:p>
       <w:pPr>
@@ -1578,8 +1673,19 @@
           <w:caps/>
           <w:u w:val="single"/>
         </w:rPr>
-        <w:t>............... [Page #]</w:t>
-      </w:r>
+        <w:t>............... [</w:t>
+      </w:r>
+      <w:proofErr w:type="gramStart"/>
+      <w:r>
+        <w:rPr>
+          <w:b/>
+          <w:bCs/>
+          <w:caps/>
+          <w:u w:val="single"/>
+        </w:rPr>
+        <w:t>Page #]</w:t>
+      </w:r>
+      <w:proofErr w:type="gramEnd"/>
     </w:p>
     <w:p>
       <w:pPr>
@@ -1620,8 +1726,19 @@
           <w:caps/>
           <w:u w:val="single"/>
         </w:rPr>
-        <w:t>.......... [Page #]</w:t>
-      </w:r>
+        <w:t>.......... [</w:t>
+      </w:r>
+      <w:proofErr w:type="gramStart"/>
+      <w:r>
+        <w:rPr>
+          <w:b/>
+          <w:bCs/>
+          <w:caps/>
+          <w:u w:val="single"/>
+        </w:rPr>
+        <w:t>Page #]</w:t>
+      </w:r>
+      <w:proofErr w:type="gramEnd"/>
     </w:p>
     <w:p>
       <w:pPr>
@@ -2004,6 +2121,902 @@
           <w:u w:val="single"/>
         </w:rPr>
         <w:t xml:space="preserve">search history </w:t>
+      </w:r>
+    </w:p>
+    <w:tbl>
+      <w:tblPr>
+        <w:tblStyle w:val="TableGrid"/>
+        <w:tblW w:w="0" w:type="auto"/>
+        <w:tblInd w:w="720" w:type="dxa"/>
+        <w:tblLook w:val="04A0" w:firstRow="1" w:lastRow="0" w:firstColumn="1" w:lastColumn="0" w:noHBand="0" w:noVBand="1"/>
+      </w:tblPr>
+      <w:tblGrid>
+        <w:gridCol w:w="2245"/>
+        <w:gridCol w:w="4500"/>
+        <w:gridCol w:w="1885"/>
+      </w:tblGrid>
+      <w:tr>
+        <w:tc>
+          <w:tcPr>
+            <w:tcW w:w="2245" w:type="dxa"/>
+          </w:tcPr>
+          <w:p>
+            <w:pPr>
+              <w:spacing w:line="360" w:lineRule="auto"/>
+              <w:rPr>
+                <w:caps/>
+              </w:rPr>
+            </w:pPr>
+            <w:r>
+              <w:rPr>
+                <w:caps/>
+              </w:rPr>
+              <w:t>ID</w:t>
+            </w:r>
+          </w:p>
+        </w:tc>
+        <w:tc>
+          <w:tcPr>
+            <w:tcW w:w="4500" w:type="dxa"/>
+          </w:tcPr>
+          <w:p>
+            <w:pPr>
+              <w:spacing w:line="360" w:lineRule="auto"/>
+              <w:rPr>
+                <w:caps/>
+              </w:rPr>
+            </w:pPr>
+            <w:r>
+              <w:rPr>
+                <w:caps/>
+              </w:rPr>
+              <w:t>Requirement</w:t>
+            </w:r>
+          </w:p>
+        </w:tc>
+        <w:tc>
+          <w:tcPr>
+            <w:tcW w:w="1885" w:type="dxa"/>
+          </w:tcPr>
+          <w:p>
+            <w:pPr>
+              <w:spacing w:line="360" w:lineRule="auto"/>
+              <w:rPr>
+                <w:caps/>
+              </w:rPr>
+            </w:pPr>
+            <w:r>
+              <w:rPr>
+                <w:caps/>
+              </w:rPr>
+              <w:t>Priority</w:t>
+            </w:r>
+          </w:p>
+        </w:tc>
+      </w:tr>
+      <w:tr>
+        <w:tc>
+          <w:tcPr>
+            <w:tcW w:w="2245" w:type="dxa"/>
+          </w:tcPr>
+          <w:p>
+            <w:pPr>
+              <w:spacing w:line="360" w:lineRule="auto"/>
+              <w:rPr>
+                <w:caps/>
+                <w:u w:val="single"/>
+              </w:rPr>
+            </w:pPr>
+            <w:r>
+              <w:rPr>
+                <w:caps/>
+              </w:rPr>
+              <w:t>US-</w:t>
+            </w:r>
+            <w:r>
+              <w:rPr>
+                <w:caps/>
+              </w:rPr>
+              <w:t>01</w:t>
+            </w:r>
+          </w:p>
+        </w:tc>
+        <w:tc>
+          <w:tcPr>
+            <w:tcW w:w="4500" w:type="dxa"/>
+          </w:tcPr>
+          <w:p>
+            <w:pPr>
+              <w:spacing w:line="360" w:lineRule="auto"/>
+            </w:pPr>
+            <w:r>
+              <w:t>As a designer, I should be able to organize the dashboard in a way that makes sense and is readable to me.</w:t>
+            </w:r>
+            <w:r>
+              <w:t xml:space="preserve"> -AP</w:t>
+            </w:r>
+          </w:p>
+        </w:tc>
+        <w:tc>
+          <w:tcPr>
+            <w:tcW w:w="1885" w:type="dxa"/>
+          </w:tcPr>
+          <w:p>
+            <w:pPr>
+              <w:spacing w:line="360" w:lineRule="auto"/>
+            </w:pPr>
+            <w:r>
+              <w:t>Low</w:t>
+            </w:r>
+          </w:p>
+        </w:tc>
+      </w:tr>
+      <w:tr>
+        <w:tc>
+          <w:tcPr>
+            <w:tcW w:w="2245" w:type="dxa"/>
+          </w:tcPr>
+          <w:p>
+            <w:pPr>
+              <w:spacing w:line="360" w:lineRule="auto"/>
+              <w:rPr>
+                <w:caps/>
+                <w:u w:val="single"/>
+              </w:rPr>
+            </w:pPr>
+            <w:r>
+              <w:rPr>
+                <w:caps/>
+              </w:rPr>
+              <w:t>US-</w:t>
+            </w:r>
+            <w:r>
+              <w:rPr>
+                <w:caps/>
+              </w:rPr>
+              <w:t>02</w:t>
+            </w:r>
+          </w:p>
+        </w:tc>
+        <w:tc>
+          <w:tcPr>
+            <w:tcW w:w="4500" w:type="dxa"/>
+          </w:tcPr>
+          <w:p>
+            <w:pPr>
+              <w:spacing w:line="360" w:lineRule="auto"/>
+            </w:pPr>
+            <w:r>
+              <w:t xml:space="preserve">As a designer, the dashboard should be easily </w:t>
+            </w:r>
+            <w:proofErr w:type="gramStart"/>
+            <w:r>
+              <w:t>configurable</w:t>
+            </w:r>
+            <w:proofErr w:type="gramEnd"/>
+            <w:r>
+              <w:t xml:space="preserve"> so that I can display specific information.</w:t>
+            </w:r>
+            <w:r>
+              <w:t xml:space="preserve"> -AP</w:t>
+            </w:r>
+          </w:p>
+        </w:tc>
+        <w:tc>
+          <w:tcPr>
+            <w:tcW w:w="1885" w:type="dxa"/>
+          </w:tcPr>
+          <w:p>
+            <w:pPr>
+              <w:spacing w:line="360" w:lineRule="auto"/>
+            </w:pPr>
+            <w:r>
+              <w:t>Mid</w:t>
+            </w:r>
+          </w:p>
+        </w:tc>
+      </w:tr>
+      <w:tr>
+        <w:tc>
+          <w:tcPr>
+            <w:tcW w:w="2245" w:type="dxa"/>
+          </w:tcPr>
+          <w:p>
+            <w:pPr>
+              <w:spacing w:line="360" w:lineRule="auto"/>
+              <w:rPr>
+                <w:caps/>
+                <w:u w:val="single"/>
+              </w:rPr>
+            </w:pPr>
+            <w:r>
+              <w:rPr>
+                <w:caps/>
+              </w:rPr>
+              <w:t>US-</w:t>
+            </w:r>
+            <w:r>
+              <w:rPr>
+                <w:caps/>
+              </w:rPr>
+              <w:t>03</w:t>
+            </w:r>
+          </w:p>
+        </w:tc>
+        <w:tc>
+          <w:tcPr>
+            <w:tcW w:w="4500" w:type="dxa"/>
+          </w:tcPr>
+          <w:p>
+            <w:pPr>
+              <w:spacing w:line="360" w:lineRule="auto"/>
+            </w:pPr>
+            <w:r>
+              <w:t>As an operator, the data should be easily readable so that I understand the current state of the test.</w:t>
+            </w:r>
+            <w:r>
+              <w:t xml:space="preserve"> -AP</w:t>
+            </w:r>
+          </w:p>
+        </w:tc>
+        <w:tc>
+          <w:tcPr>
+            <w:tcW w:w="1885" w:type="dxa"/>
+          </w:tcPr>
+          <w:p>
+            <w:pPr>
+              <w:spacing w:line="360" w:lineRule="auto"/>
+            </w:pPr>
+            <w:r>
+              <w:t>High</w:t>
+            </w:r>
+          </w:p>
+        </w:tc>
+      </w:tr>
+      <w:tr>
+        <w:tc>
+          <w:tcPr>
+            <w:tcW w:w="2245" w:type="dxa"/>
+          </w:tcPr>
+          <w:p>
+            <w:pPr>
+              <w:spacing w:line="360" w:lineRule="auto"/>
+              <w:rPr>
+                <w:caps/>
+                <w:u w:val="single"/>
+              </w:rPr>
+            </w:pPr>
+            <w:r>
+              <w:rPr>
+                <w:caps/>
+              </w:rPr>
+              <w:t>US-</w:t>
+            </w:r>
+            <w:r>
+              <w:rPr>
+                <w:caps/>
+              </w:rPr>
+              <w:t>04</w:t>
+            </w:r>
+          </w:p>
+        </w:tc>
+        <w:tc>
+          <w:tcPr>
+            <w:tcW w:w="4500" w:type="dxa"/>
+          </w:tcPr>
+          <w:p>
+            <w:pPr>
+              <w:spacing w:line="360" w:lineRule="auto"/>
+            </w:pPr>
+            <w:r>
+              <w:t>As a designer, I want to be able to add/remove UI Modules at any time so that I can adapt to what is necessary during a test. - AH</w:t>
+            </w:r>
+          </w:p>
+        </w:tc>
+        <w:tc>
+          <w:tcPr>
+            <w:tcW w:w="1885" w:type="dxa"/>
+          </w:tcPr>
+          <w:p>
+            <w:pPr>
+              <w:spacing w:line="360" w:lineRule="auto"/>
+            </w:pPr>
+            <w:r>
+              <w:t>Mid</w:t>
+            </w:r>
+          </w:p>
+        </w:tc>
+      </w:tr>
+      <w:tr>
+        <w:tc>
+          <w:tcPr>
+            <w:tcW w:w="2245" w:type="dxa"/>
+          </w:tcPr>
+          <w:p>
+            <w:pPr>
+              <w:spacing w:line="360" w:lineRule="auto"/>
+              <w:rPr>
+                <w:caps/>
+              </w:rPr>
+            </w:pPr>
+            <w:r>
+              <w:rPr>
+                <w:caps/>
+              </w:rPr>
+              <w:t>US-05</w:t>
+            </w:r>
+          </w:p>
+        </w:tc>
+        <w:tc>
+          <w:tcPr>
+            <w:tcW w:w="4500" w:type="dxa"/>
+          </w:tcPr>
+          <w:p>
+            <w:pPr>
+              <w:spacing w:line="360" w:lineRule="auto"/>
+            </w:pPr>
+            <w:r>
+              <w:t xml:space="preserve">As a designer, I want to be able to style each UI module individually and the UI </w:t>
+            </w:r>
+            <w:proofErr w:type="gramStart"/>
+            <w:r>
+              <w:t>as a whole so</w:t>
+            </w:r>
+            <w:proofErr w:type="gramEnd"/>
+            <w:r>
+              <w:t xml:space="preserve"> that I can group modules together and separate unrelated modules. -AH</w:t>
+            </w:r>
+          </w:p>
+        </w:tc>
+        <w:tc>
+          <w:tcPr>
+            <w:tcW w:w="1885" w:type="dxa"/>
+          </w:tcPr>
+          <w:p>
+            <w:pPr>
+              <w:spacing w:line="360" w:lineRule="auto"/>
+            </w:pPr>
+            <w:r>
+              <w:t>Mid</w:t>
+            </w:r>
+          </w:p>
+        </w:tc>
+      </w:tr>
+      <w:tr>
+        <w:tc>
+          <w:tcPr>
+            <w:tcW w:w="2245" w:type="dxa"/>
+          </w:tcPr>
+          <w:p>
+            <w:pPr>
+              <w:spacing w:line="360" w:lineRule="auto"/>
+              <w:rPr>
+                <w:caps/>
+              </w:rPr>
+            </w:pPr>
+            <w:r>
+              <w:rPr>
+                <w:caps/>
+              </w:rPr>
+              <w:t>US-06</w:t>
+            </w:r>
+          </w:p>
+        </w:tc>
+        <w:tc>
+          <w:tcPr>
+            <w:tcW w:w="4500" w:type="dxa"/>
+          </w:tcPr>
+          <w:p>
+            <w:pPr>
+              <w:spacing w:line="360" w:lineRule="auto"/>
+            </w:pPr>
+            <w:r>
+              <w:t xml:space="preserve">As a designer, I want to be able to save and load configurations so that I can quickly set </w:t>
+            </w:r>
+            <w:r>
+              <w:lastRenderedPageBreak/>
+              <w:t xml:space="preserve">up the dashboard before launch. -AH </w:t>
+            </w:r>
+          </w:p>
+        </w:tc>
+        <w:tc>
+          <w:tcPr>
+            <w:tcW w:w="1885" w:type="dxa"/>
+          </w:tcPr>
+          <w:p>
+            <w:pPr>
+              <w:spacing w:line="360" w:lineRule="auto"/>
+            </w:pPr>
+            <w:r>
+              <w:lastRenderedPageBreak/>
+              <w:t>High</w:t>
+            </w:r>
+          </w:p>
+        </w:tc>
+      </w:tr>
+      <w:tr>
+        <w:tc>
+          <w:tcPr>
+            <w:tcW w:w="2245" w:type="dxa"/>
+          </w:tcPr>
+          <w:p>
+            <w:pPr>
+              <w:spacing w:line="360" w:lineRule="auto"/>
+              <w:rPr>
+                <w:caps/>
+              </w:rPr>
+            </w:pPr>
+            <w:r>
+              <w:rPr>
+                <w:caps/>
+              </w:rPr>
+              <w:t>US-07</w:t>
+            </w:r>
+          </w:p>
+        </w:tc>
+        <w:tc>
+          <w:tcPr>
+            <w:tcW w:w="4500" w:type="dxa"/>
+          </w:tcPr>
+          <w:p>
+            <w:pPr>
+              <w:spacing w:line="360" w:lineRule="auto"/>
+            </w:pPr>
+            <w:r>
+              <w:t>As an operator, I want to load dashboard configurations so that I can use the dashboard. -AH</w:t>
+            </w:r>
+          </w:p>
+        </w:tc>
+        <w:tc>
+          <w:tcPr>
+            <w:tcW w:w="1885" w:type="dxa"/>
+          </w:tcPr>
+          <w:p>
+            <w:pPr>
+              <w:spacing w:line="360" w:lineRule="auto"/>
+            </w:pPr>
+            <w:r>
+              <w:t>High</w:t>
+            </w:r>
+          </w:p>
+        </w:tc>
+      </w:tr>
+      <w:tr>
+        <w:tc>
+          <w:tcPr>
+            <w:tcW w:w="2245" w:type="dxa"/>
+          </w:tcPr>
+          <w:p>
+            <w:pPr>
+              <w:spacing w:line="360" w:lineRule="auto"/>
+              <w:rPr>
+                <w:caps/>
+              </w:rPr>
+            </w:pPr>
+            <w:r>
+              <w:rPr>
+                <w:caps/>
+              </w:rPr>
+              <w:t>US-08</w:t>
+            </w:r>
+          </w:p>
+        </w:tc>
+        <w:tc>
+          <w:tcPr>
+            <w:tcW w:w="4500" w:type="dxa"/>
+          </w:tcPr>
+          <w:p>
+            <w:pPr>
+              <w:spacing w:line="360" w:lineRule="auto"/>
+            </w:pPr>
+            <w:r>
+              <w:t>As an operator, I want to be able to load different configurations on different windows so that I can display data on multiple monitors. -AH</w:t>
+            </w:r>
+          </w:p>
+        </w:tc>
+        <w:tc>
+          <w:tcPr>
+            <w:tcW w:w="1885" w:type="dxa"/>
+          </w:tcPr>
+          <w:p>
+            <w:pPr>
+              <w:spacing w:line="360" w:lineRule="auto"/>
+            </w:pPr>
+            <w:r>
+              <w:t>Mid</w:t>
+            </w:r>
+          </w:p>
+        </w:tc>
+      </w:tr>
+      <w:tr>
+        <w:tc>
+          <w:tcPr>
+            <w:tcW w:w="2245" w:type="dxa"/>
+          </w:tcPr>
+          <w:p>
+            <w:pPr>
+              <w:spacing w:line="360" w:lineRule="auto"/>
+              <w:rPr>
+                <w:caps/>
+              </w:rPr>
+            </w:pPr>
+            <w:r>
+              <w:rPr>
+                <w:caps/>
+              </w:rPr>
+              <w:t>US-09</w:t>
+            </w:r>
+          </w:p>
+        </w:tc>
+        <w:tc>
+          <w:tcPr>
+            <w:tcW w:w="4500" w:type="dxa"/>
+          </w:tcPr>
+          <w:p>
+            <w:pPr>
+              <w:spacing w:line="360" w:lineRule="auto"/>
+            </w:pPr>
+            <w:r>
+              <w:t>As an operator, I want to be able to connect to and command the NILE test stand to work with it and see the current state. - AH</w:t>
+            </w:r>
+          </w:p>
+        </w:tc>
+        <w:tc>
+          <w:tcPr>
+            <w:tcW w:w="1885" w:type="dxa"/>
+          </w:tcPr>
+          <w:p>
+            <w:pPr>
+              <w:spacing w:line="360" w:lineRule="auto"/>
+            </w:pPr>
+            <w:r>
+              <w:t>High</w:t>
+            </w:r>
+          </w:p>
+        </w:tc>
+      </w:tr>
+      <w:tr>
+        <w:tc>
+          <w:tcPr>
+            <w:tcW w:w="2245" w:type="dxa"/>
+          </w:tcPr>
+          <w:p>
+            <w:pPr>
+              <w:spacing w:line="360" w:lineRule="auto"/>
+              <w:rPr>
+                <w:caps/>
+              </w:rPr>
+            </w:pPr>
+            <w:r>
+              <w:rPr>
+                <w:caps/>
+              </w:rPr>
+              <w:t>US-10</w:t>
+            </w:r>
+          </w:p>
+        </w:tc>
+        <w:tc>
+          <w:tcPr>
+            <w:tcW w:w="4500" w:type="dxa"/>
+          </w:tcPr>
+          <w:p>
+            <w:pPr>
+              <w:spacing w:line="360" w:lineRule="auto"/>
+            </w:pPr>
+            <w:r>
+              <w:t xml:space="preserve">As an operator, I want to be able to </w:t>
+            </w:r>
+            <w:r>
+              <w:t>isolate data from specific components so that I can make informed decisions on individual parts of the system. -TQ</w:t>
+            </w:r>
+            <w:r>
+              <w:t xml:space="preserve"> </w:t>
+            </w:r>
+          </w:p>
+        </w:tc>
+        <w:tc>
+          <w:tcPr>
+            <w:tcW w:w="1885" w:type="dxa"/>
+          </w:tcPr>
+          <w:p>
+            <w:pPr>
+              <w:spacing w:line="360" w:lineRule="auto"/>
+            </w:pPr>
+            <w:r>
+              <w:t>Mid</w:t>
+            </w:r>
+          </w:p>
+        </w:tc>
+      </w:tr>
+      <w:tr>
+        <w:tc>
+          <w:tcPr>
+            <w:tcW w:w="2245" w:type="dxa"/>
+          </w:tcPr>
+          <w:p>
+            <w:pPr>
+              <w:spacing w:line="360" w:lineRule="auto"/>
+              <w:rPr>
+                <w:caps/>
+              </w:rPr>
+            </w:pPr>
+            <w:r>
+              <w:rPr>
+                <w:caps/>
+              </w:rPr>
+              <w:t>US-11</w:t>
+            </w:r>
+          </w:p>
+        </w:tc>
+        <w:tc>
+          <w:tcPr>
+            <w:tcW w:w="4500" w:type="dxa"/>
+          </w:tcPr>
+          <w:p>
+            <w:pPr>
+              <w:spacing w:line="360" w:lineRule="auto"/>
+            </w:pPr>
+            <w:r>
+              <w:t>As an operator, I want the test stand to stop me from performing any disastrous actions so that there is less likelihood of failure. -TQ</w:t>
+            </w:r>
+          </w:p>
+        </w:tc>
+        <w:tc>
+          <w:tcPr>
+            <w:tcW w:w="1885" w:type="dxa"/>
+          </w:tcPr>
+          <w:p>
+            <w:pPr>
+              <w:spacing w:line="360" w:lineRule="auto"/>
+            </w:pPr>
+            <w:r>
+              <w:t>High</w:t>
+            </w:r>
+          </w:p>
+        </w:tc>
+      </w:tr>
+      <w:tr>
+        <w:tc>
+          <w:tcPr>
+            <w:tcW w:w="2245" w:type="dxa"/>
+          </w:tcPr>
+          <w:p>
+            <w:pPr>
+              <w:spacing w:line="360" w:lineRule="auto"/>
+              <w:rPr>
+                <w:caps/>
+              </w:rPr>
+            </w:pPr>
+            <w:r>
+              <w:rPr>
+                <w:caps/>
+              </w:rPr>
+              <w:t>US-12</w:t>
+            </w:r>
+          </w:p>
+        </w:tc>
+        <w:tc>
+          <w:tcPr>
+            <w:tcW w:w="4500" w:type="dxa"/>
+          </w:tcPr>
+          <w:p>
+            <w:pPr>
+              <w:spacing w:line="360" w:lineRule="auto"/>
+            </w:pPr>
+            <w:r>
+              <w:t>As an operator, I want to have an emergency stop so that the test ends immediately. -TQ</w:t>
+            </w:r>
+          </w:p>
+        </w:tc>
+        <w:tc>
+          <w:tcPr>
+            <w:tcW w:w="1885" w:type="dxa"/>
+          </w:tcPr>
+          <w:p>
+            <w:pPr>
+              <w:spacing w:line="360" w:lineRule="auto"/>
+            </w:pPr>
+            <w:r>
+              <w:t>Low</w:t>
+            </w:r>
+          </w:p>
+        </w:tc>
+      </w:tr>
+      <w:tr>
+        <w:tc>
+          <w:tcPr>
+            <w:tcW w:w="2245" w:type="dxa"/>
+          </w:tcPr>
+          <w:p>
+            <w:pPr>
+              <w:spacing w:line="360" w:lineRule="auto"/>
+              <w:rPr>
+                <w:caps/>
+              </w:rPr>
+            </w:pPr>
+            <w:r>
+              <w:rPr>
+                <w:caps/>
+              </w:rPr>
+              <w:t>US-13</w:t>
+            </w:r>
+          </w:p>
+        </w:tc>
+        <w:tc>
+          <w:tcPr>
+            <w:tcW w:w="4500" w:type="dxa"/>
+          </w:tcPr>
+          <w:p>
+            <w:pPr>
+              <w:spacing w:line="360" w:lineRule="auto"/>
+            </w:pPr>
+            <w:r>
+              <w:t>As an engineer, I want all data to be logged so that I can analyze it later. - AH</w:t>
+            </w:r>
+          </w:p>
+        </w:tc>
+        <w:tc>
+          <w:tcPr>
+            <w:tcW w:w="1885" w:type="dxa"/>
+          </w:tcPr>
+          <w:p>
+            <w:pPr>
+              <w:spacing w:line="360" w:lineRule="auto"/>
+            </w:pPr>
+            <w:r>
+              <w:t>High</w:t>
+            </w:r>
+          </w:p>
+        </w:tc>
+      </w:tr>
+      <w:tr>
+        <w:tc>
+          <w:tcPr>
+            <w:tcW w:w="2245" w:type="dxa"/>
+          </w:tcPr>
+          <w:p>
+            <w:pPr>
+              <w:spacing w:line="360" w:lineRule="auto"/>
+              <w:rPr>
+                <w:caps/>
+              </w:rPr>
+            </w:pPr>
+            <w:r>
+              <w:rPr>
+                <w:caps/>
+              </w:rPr>
+              <w:t>US-14</w:t>
+            </w:r>
+          </w:p>
+        </w:tc>
+        <w:tc>
+          <w:tcPr>
+            <w:tcW w:w="4500" w:type="dxa"/>
+          </w:tcPr>
+          <w:p>
+            <w:pPr>
+              <w:spacing w:line="360" w:lineRule="auto"/>
+            </w:pPr>
+            <w:r>
+              <w:t>As an engineer, I want to load data into software such as Excel so that it can be visualized.</w:t>
+            </w:r>
+          </w:p>
+        </w:tc>
+        <w:tc>
+          <w:tcPr>
+            <w:tcW w:w="1885" w:type="dxa"/>
+          </w:tcPr>
+          <w:p>
+            <w:pPr>
+              <w:spacing w:line="360" w:lineRule="auto"/>
+            </w:pPr>
+            <w:r>
+              <w:t>Mid</w:t>
+            </w:r>
+          </w:p>
+        </w:tc>
+      </w:tr>
+      <w:tr>
+        <w:tc>
+          <w:tcPr>
+            <w:tcW w:w="2245" w:type="dxa"/>
+          </w:tcPr>
+          <w:p>
+            <w:pPr>
+              <w:spacing w:line="360" w:lineRule="auto"/>
+              <w:rPr>
+                <w:caps/>
+              </w:rPr>
+            </w:pPr>
+            <w:r>
+              <w:rPr>
+                <w:caps/>
+              </w:rPr>
+              <w:t>US-15</w:t>
+            </w:r>
+          </w:p>
+        </w:tc>
+        <w:tc>
+          <w:tcPr>
+            <w:tcW w:w="4500" w:type="dxa"/>
+          </w:tcPr>
+          <w:p>
+            <w:pPr>
+              <w:spacing w:line="360" w:lineRule="auto"/>
+            </w:pPr>
+            <w:r>
+              <w:t>As an engineer, I want to be able to replay data on the test stand so that I know what the data looked like in real-time.</w:t>
+            </w:r>
+          </w:p>
+        </w:tc>
+        <w:tc>
+          <w:tcPr>
+            <w:tcW w:w="1885" w:type="dxa"/>
+          </w:tcPr>
+          <w:p>
+            <w:pPr>
+              <w:spacing w:line="360" w:lineRule="auto"/>
+            </w:pPr>
+            <w:r>
+              <w:t>High</w:t>
+            </w:r>
+          </w:p>
+        </w:tc>
+      </w:tr>
+    </w:tbl>
+    <w:p>
+      <w:pPr>
+        <w:spacing w:line="360" w:lineRule="auto"/>
+        <w:ind w:left="720"/>
+        <w:rPr>
+          <w:caps/>
+          <w:u w:val="single"/>
+        </w:rPr>
+      </w:pPr>
+    </w:p>
+    <w:p>
+      <w:pPr>
+        <w:pStyle w:val="ListParagraph"/>
+        <w:numPr>
+          <w:ilvl w:val="0"/>
+          <w:numId w:val="18"/>
+        </w:numPr>
+        <w:spacing w:line="360" w:lineRule="auto"/>
+        <w:rPr>
+          <w:b/>
+          <w:bCs/>
+          <w:caps/>
+          <w:u w:val="single"/>
+        </w:rPr>
+      </w:pPr>
+      <w:r>
+        <w:rPr>
+          <w:b/>
+          <w:bCs/>
+          <w:caps/>
+          <w:u w:val="single"/>
+        </w:rPr>
+        <w:lastRenderedPageBreak/>
+        <w:t>Functional requirements</w:t>
+      </w:r>
+    </w:p>
+    <w:p>
+      <w:pPr>
+        <w:spacing w:line="360" w:lineRule="auto"/>
+        <w:ind w:firstLine="720"/>
+        <w:rPr>
+          <w:i/>
+          <w:iCs/>
+          <w:caps/>
+        </w:rPr>
+      </w:pPr>
+      <w:r>
+        <w:rPr>
+          <w:i/>
+          <w:iCs/>
+          <w:caps/>
+        </w:rPr>
+        <w:t>The system shall...</w:t>
       </w:r>
     </w:p>
     <w:tbl>
@@ -2087,20 +3100,13 @@
               <w:spacing w:line="360" w:lineRule="auto"/>
               <w:rPr>
                 <w:caps/>
-                <w:u w:val="single"/>
-              </w:rPr>
-            </w:pPr>
-            <w:r>
-              <w:rPr>
-                <w:caps/>
-              </w:rPr>
-              <w:t>US-</w:t>
-            </w:r>
-            <w:r>
-              <w:rPr>
-                <w:caps/>
-              </w:rPr>
-              <w:t>01</w:t>
+              </w:rPr>
+            </w:pPr>
+            <w:r>
+              <w:rPr>
+                <w:caps/>
+              </w:rPr>
+              <w:t>US-01</w:t>
             </w:r>
           </w:p>
         </w:tc>
@@ -2137,20 +3143,13 @@
               <w:spacing w:line="360" w:lineRule="auto"/>
               <w:rPr>
                 <w:caps/>
-                <w:u w:val="single"/>
-              </w:rPr>
-            </w:pPr>
-            <w:r>
-              <w:rPr>
-                <w:caps/>
-              </w:rPr>
-              <w:t>US-</w:t>
-            </w:r>
-            <w:r>
-              <w:rPr>
-                <w:caps/>
-              </w:rPr>
-              <w:t>02</w:t>
+              </w:rPr>
+            </w:pPr>
+            <w:r>
+              <w:rPr>
+                <w:caps/>
+              </w:rPr>
+              <w:t>US-02</w:t>
             </w:r>
           </w:p>
         </w:tc>
@@ -2187,20 +3186,13 @@
               <w:spacing w:line="360" w:lineRule="auto"/>
               <w:rPr>
                 <w:caps/>
-                <w:u w:val="single"/>
-              </w:rPr>
-            </w:pPr>
-            <w:r>
-              <w:rPr>
-                <w:caps/>
-              </w:rPr>
-              <w:t>US-</w:t>
-            </w:r>
-            <w:r>
-              <w:rPr>
-                <w:caps/>
-              </w:rPr>
-              <w:t>03</w:t>
+              </w:rPr>
+            </w:pPr>
+            <w:r>
+              <w:rPr>
+                <w:caps/>
+              </w:rPr>
+              <w:t>US-03</w:t>
             </w:r>
           </w:p>
         </w:tc>
@@ -2237,20 +3229,13 @@
               <w:spacing w:line="360" w:lineRule="auto"/>
               <w:rPr>
                 <w:caps/>
-                <w:u w:val="single"/>
-              </w:rPr>
-            </w:pPr>
-            <w:r>
-              <w:rPr>
-                <w:caps/>
-              </w:rPr>
-              <w:t>US-</w:t>
-            </w:r>
-            <w:r>
-              <w:rPr>
-                <w:caps/>
-              </w:rPr>
-              <w:t>04</w:t>
+              </w:rPr>
+            </w:pPr>
+            <w:r>
+              <w:rPr>
+                <w:caps/>
+              </w:rPr>
+              <w:t>US-04</w:t>
             </w:r>
           </w:p>
         </w:tc>
@@ -2281,7 +3266,343 @@
     <w:p>
       <w:pPr>
         <w:spacing w:line="360" w:lineRule="auto"/>
-        <w:ind w:left="720"/>
+        <w:rPr>
+          <w:b/>
+          <w:bCs/>
+          <w:caps/>
+          <w:u w:val="single"/>
+        </w:rPr>
+      </w:pPr>
+    </w:p>
+    <w:p>
+      <w:pPr>
+        <w:spacing w:line="360" w:lineRule="auto"/>
+        <w:rPr>
+          <w:b/>
+          <w:bCs/>
+          <w:caps/>
+          <w:u w:val="single"/>
+        </w:rPr>
+      </w:pPr>
+      <w:r>
+        <w:rPr>
+          <w:b/>
+          <w:bCs/>
+          <w:caps/>
+          <w:u w:val="single"/>
+        </w:rPr>
+        <w:t>4</w:t>
+      </w:r>
+      <w:r>
+        <w:rPr>
+          <w:b/>
+          <w:bCs/>
+          <w:caps/>
+          <w:u w:val="single"/>
+        </w:rPr>
+        <w:t>. Non-Functional Requirements</w:t>
+      </w:r>
+    </w:p>
+    <w:p>
+      <w:pPr>
+        <w:numPr>
+          <w:ilvl w:val="0"/>
+          <w:numId w:val="7"/>
+        </w:numPr>
+        <w:spacing w:line="360" w:lineRule="auto"/>
+        <w:rPr>
+          <w:caps/>
+          <w:u w:val="single"/>
+        </w:rPr>
+      </w:pPr>
+      <w:r>
+        <w:rPr>
+          <w:b/>
+          <w:bCs/>
+          <w:caps/>
+          <w:u w:val="single"/>
+        </w:rPr>
+        <w:t>Integrity:</w:t>
+      </w:r>
+      <w:r>
+        <w:rPr>
+          <w:caps/>
+          <w:u w:val="single"/>
+        </w:rPr>
+        <w:t xml:space="preserve"> </w:t>
+      </w:r>
+      <w:r>
+        <w:rPr>
+          <w:caps/>
+          <w:u w:val="single"/>
+        </w:rPr>
+        <w:t>handling</w:t>
+      </w:r>
+      <w:r>
+        <w:rPr>
+          <w:caps/>
+          <w:u w:val="single"/>
+        </w:rPr>
+        <w:t xml:space="preserve"> errors</w:t>
+      </w:r>
+      <w:r>
+        <w:rPr>
+          <w:caps/>
+          <w:u w:val="single"/>
+        </w:rPr>
+        <w:t xml:space="preserve"> and bad data</w:t>
+      </w:r>
+    </w:p>
+    <w:p>
+      <w:pPr>
+        <w:numPr>
+          <w:ilvl w:val="0"/>
+          <w:numId w:val="7"/>
+        </w:numPr>
+        <w:spacing w:line="360" w:lineRule="auto"/>
+        <w:rPr>
+          <w:caps/>
+          <w:u w:val="single"/>
+        </w:rPr>
+      </w:pPr>
+      <w:r>
+        <w:rPr>
+          <w:b/>
+          <w:bCs/>
+          <w:caps/>
+          <w:u w:val="single"/>
+        </w:rPr>
+        <w:t>Security:</w:t>
+      </w:r>
+      <w:r>
+        <w:rPr>
+          <w:caps/>
+          <w:u w:val="single"/>
+        </w:rPr>
+        <w:t xml:space="preserve"> Implement bcrypt for password hashing and environment variables for DB credentials.</w:t>
+      </w:r>
+    </w:p>
+    <w:p>
+      <w:pPr>
+        <w:numPr>
+          <w:ilvl w:val="0"/>
+          <w:numId w:val="7"/>
+        </w:numPr>
+        <w:spacing w:line="360" w:lineRule="auto"/>
+        <w:rPr>
+          <w:caps/>
+          <w:u w:val="single"/>
+        </w:rPr>
+      </w:pPr>
+      <w:r>
+        <w:rPr>
+          <w:b/>
+          <w:bCs/>
+          <w:caps/>
+          <w:u w:val="single"/>
+        </w:rPr>
+        <w:t>usability</w:t>
+      </w:r>
+      <w:r>
+        <w:rPr>
+          <w:caps/>
+          <w:u w:val="single"/>
+        </w:rPr>
+        <w:t xml:space="preserve">: </w:t>
+      </w:r>
+    </w:p>
+    <w:p>
+      <w:pPr>
+        <w:spacing w:line="360" w:lineRule="auto"/>
+        <w:rPr>
+          <w:b/>
+          <w:bCs/>
+          <w:caps/>
+          <w:u w:val="single"/>
+        </w:rPr>
+      </w:pPr>
+      <w:r>
+        <w:rPr>
+          <w:b/>
+          <w:bCs/>
+          <w:caps/>
+          <w:u w:val="single"/>
+        </w:rPr>
+        <w:t>5</w:t>
+      </w:r>
+      <w:r>
+        <w:rPr>
+          <w:b/>
+          <w:bCs/>
+          <w:caps/>
+          <w:u w:val="single"/>
+        </w:rPr>
+        <w:t>. System Architecture</w:t>
+      </w:r>
+    </w:p>
+    <w:p>
+      <w:pPr>
+        <w:numPr>
+          <w:ilvl w:val="0"/>
+          <w:numId w:val="8"/>
+        </w:numPr>
+        <w:spacing w:line="360" w:lineRule="auto"/>
+        <w:rPr>
+          <w:caps/>
+          <w:u w:val="single"/>
+        </w:rPr>
+      </w:pPr>
+      <w:r>
+        <w:rPr>
+          <w:b/>
+          <w:bCs/>
+          <w:caps/>
+          <w:u w:val="single"/>
+        </w:rPr>
+        <w:t>REST Endpoints:</w:t>
+      </w:r>
+      <w:r>
+        <w:rPr>
+          <w:caps/>
+          <w:u w:val="single"/>
+        </w:rPr>
+        <w:t xml:space="preserve"> (List METHOD | URL | DESCRIPTION)</w:t>
+      </w:r>
+    </w:p>
+    <w:p>
+      <w:pPr>
+        <w:numPr>
+          <w:ilvl w:val="0"/>
+          <w:numId w:val="7"/>
+        </w:numPr>
+        <w:spacing w:line="360" w:lineRule="auto"/>
+        <w:rPr>
+          <w:b/>
+          <w:bCs/>
+          <w:caps/>
+          <w:u w:val="single"/>
+        </w:rPr>
+      </w:pPr>
+      <w:r>
+        <w:rPr>
+          <w:b/>
+          <w:bCs/>
+          <w:caps/>
+          <w:u w:val="single"/>
+        </w:rPr>
+        <w:t>List your planned endpoints based on your REST slide:</w:t>
+      </w:r>
+    </w:p>
+    <w:p>
+      <w:pPr>
+        <w:numPr>
+          <w:ilvl w:val="1"/>
+          <w:numId w:val="7"/>
+        </w:numPr>
+        <w:spacing w:line="360" w:lineRule="auto"/>
+        <w:rPr>
+          <w:b/>
+          <w:bCs/>
+          <w:caps/>
+          <w:u w:val="single"/>
+        </w:rPr>
+      </w:pPr>
+      <w:r>
+        <w:rPr>
+          <w:b/>
+          <w:bCs/>
+          <w:caps/>
+          <w:u w:val="single"/>
+        </w:rPr>
+        <w:t>GET /api/resources — Fetches collection.</w:t>
+      </w:r>
+    </w:p>
+    <w:p>
+      <w:pPr>
+        <w:numPr>
+          <w:ilvl w:val="1"/>
+          <w:numId w:val="7"/>
+        </w:numPr>
+        <w:spacing w:line="360" w:lineRule="auto"/>
+        <w:rPr>
+          <w:b/>
+          <w:bCs/>
+          <w:caps/>
+          <w:u w:val="single"/>
+        </w:rPr>
+      </w:pPr>
+      <w:r>
+        <w:rPr>
+          <w:b/>
+          <w:bCs/>
+          <w:caps/>
+          <w:u w:val="single"/>
+        </w:rPr>
+        <w:t>POST /api/resources — Creates a new resource.</w:t>
+      </w:r>
+    </w:p>
+    <w:p>
+      <w:pPr>
+        <w:numPr>
+          <w:ilvl w:val="0"/>
+          <w:numId w:val="8"/>
+        </w:numPr>
+        <w:spacing w:line="360" w:lineRule="auto"/>
+        <w:rPr>
+          <w:caps/>
+          <w:u w:val="single"/>
+        </w:rPr>
+      </w:pPr>
+      <w:r>
+        <w:rPr>
+          <w:b/>
+          <w:bCs/>
+          <w:caps/>
+          <w:u w:val="single"/>
+        </w:rPr>
+        <w:t>UML</w:t>
+      </w:r>
+      <w:r>
+        <w:rPr>
+          <w:b/>
+          <w:bCs/>
+          <w:caps/>
+          <w:u w:val="single"/>
+        </w:rPr>
+        <w:t>:</w:t>
+      </w:r>
+      <w:r>
+        <w:rPr>
+          <w:caps/>
+          <w:u w:val="single"/>
+        </w:rPr>
+        <w:t xml:space="preserve"> (Attach a diagram</w:t>
+      </w:r>
+      <w:r>
+        <w:rPr>
+          <w:caps/>
+          <w:u w:val="single"/>
+        </w:rPr>
+        <w:t>)</w:t>
+      </w:r>
+      <w:r>
+        <w:rPr>
+          <w:caps/>
+          <w:u w:val="single"/>
+        </w:rPr>
+        <w:t xml:space="preserve"> </w:t>
+      </w:r>
+    </w:p>
+    <w:p>
+      <w:pPr>
+        <w:rPr>
+          <w:caps/>
+          <w:u w:val="single"/>
+        </w:rPr>
+      </w:pPr>
+    </w:p>
+    <w:p>
+      <w:pPr>
         <w:rPr>
           <w:caps/>
           <w:u w:val="single"/>
@@ -2293,7 +3614,30 @@
         <w:pStyle w:val="ListParagraph"/>
         <w:numPr>
           <w:ilvl w:val="0"/>
-          <w:numId w:val="18"/>
+          <w:numId w:val="15"/>
+        </w:numPr>
+        <w:rPr>
+          <w:b/>
+          <w:bCs/>
+          <w:caps/>
+          <w:u w:val="single"/>
+        </w:rPr>
+      </w:pPr>
+      <w:r>
+        <w:rPr>
+          <w:b/>
+          <w:bCs/>
+          <w:caps/>
+          <w:u w:val="single"/>
+        </w:rPr>
+        <w:t xml:space="preserve">User Interface (UI) </w:t>
+      </w:r>
+    </w:p>
+    <w:p>
+      <w:pPr>
+        <w:numPr>
+          <w:ilvl w:val="1"/>
+          <w:numId w:val="15"/>
         </w:numPr>
         <w:spacing w:line="360" w:lineRule="auto"/>
         <w:rPr>
@@ -2310,27 +3654,80 @@
           <w:caps/>
           <w:u w:val="single"/>
         </w:rPr>
-        <w:t>Functional requirements</w:t>
-      </w:r>
-    </w:p>
-    <w:p>
-      <w:pPr>
-        <w:spacing w:line="360" w:lineRule="auto"/>
-        <w:ind w:firstLine="720"/>
-        <w:rPr>
-          <w:i/>
-          <w:iCs/>
-          <w:caps/>
-        </w:rPr>
-      </w:pPr>
-      <w:r>
-        <w:rPr>
-          <w:i/>
-          <w:iCs/>
-          <w:caps/>
-        </w:rPr>
-        <w:t>The system shall...</w:t>
-      </w:r>
+        <w:t>5.1 Wireframes / Mockups</w:t>
+      </w:r>
+    </w:p>
+    <w:p>
+      <w:pPr>
+        <w:pStyle w:val="ListParagraph"/>
+        <w:numPr>
+          <w:ilvl w:val="0"/>
+          <w:numId w:val="15"/>
+        </w:numPr>
+        <w:rPr>
+          <w:b/>
+          <w:bCs/>
+          <w:caps/>
+          <w:u w:val="single"/>
+        </w:rPr>
+      </w:pPr>
+      <w:r>
+        <w:rPr>
+          <w:b/>
+          <w:bCs/>
+          <w:caps/>
+          <w:u w:val="single"/>
+        </w:rPr>
+        <w:t>Data Requirements</w:t>
+      </w:r>
+    </w:p>
+    <w:p>
+      <w:pPr>
+        <w:pStyle w:val="ListParagraph"/>
+        <w:ind w:left="360"/>
+        <w:rPr>
+          <w:b/>
+          <w:bCs/>
+          <w:caps/>
+          <w:u w:val="single"/>
+        </w:rPr>
+      </w:pPr>
+    </w:p>
+    <w:p>
+      <w:pPr>
+        <w:pStyle w:val="ListParagraph"/>
+        <w:numPr>
+          <w:ilvl w:val="0"/>
+          <w:numId w:val="15"/>
+        </w:numPr>
+        <w:rPr>
+          <w:b/>
+          <w:bCs/>
+          <w:caps/>
+          <w:u w:val="single"/>
+        </w:rPr>
+      </w:pPr>
+      <w:r>
+        <w:rPr>
+          <w:b/>
+          <w:bCs/>
+          <w:caps/>
+          <w:u w:val="single"/>
+        </w:rPr>
+        <w:t xml:space="preserve">Traceability Matrix </w:t>
+      </w:r>
+    </w:p>
+    <w:p>
+      <w:pPr>
+        <w:pStyle w:val="ListParagraph"/>
+        <w:ind w:left="360"/>
+        <w:rPr>
+          <w:b/>
+          <w:bCs/>
+          <w:caps/>
+          <w:u w:val="single"/>
+        </w:rPr>
+      </w:pPr>
     </w:p>
     <w:tbl>
       <w:tblPr>
@@ -2398,7 +3795,7 @@
               <w:rPr>
                 <w:caps/>
               </w:rPr>
-              <w:t>Priority</w:t>
+              <w:t>Line of code</w:t>
             </w:r>
           </w:p>
         </w:tc>
@@ -2413,13 +3810,20 @@
               <w:spacing w:line="360" w:lineRule="auto"/>
               <w:rPr>
                 <w:caps/>
-              </w:rPr>
-            </w:pPr>
-            <w:r>
-              <w:rPr>
-                <w:caps/>
-              </w:rPr>
-              <w:t>US-01</w:t>
+                <w:u w:val="single"/>
+              </w:rPr>
+            </w:pPr>
+            <w:r>
+              <w:rPr>
+                <w:caps/>
+              </w:rPr>
+              <w:t>US-</w:t>
+            </w:r>
+            <w:r>
+              <w:rPr>
+                <w:caps/>
+              </w:rPr>
+              <w:t>01</w:t>
             </w:r>
           </w:p>
         </w:tc>
@@ -2456,13 +3860,20 @@
               <w:spacing w:line="360" w:lineRule="auto"/>
               <w:rPr>
                 <w:caps/>
-              </w:rPr>
-            </w:pPr>
-            <w:r>
-              <w:rPr>
-                <w:caps/>
-              </w:rPr>
-              <w:t>US-02</w:t>
+                <w:u w:val="single"/>
+              </w:rPr>
+            </w:pPr>
+            <w:r>
+              <w:rPr>
+                <w:caps/>
+              </w:rPr>
+              <w:t>US-</w:t>
+            </w:r>
+            <w:r>
+              <w:rPr>
+                <w:caps/>
+              </w:rPr>
+              <w:t>02</w:t>
             </w:r>
           </w:p>
         </w:tc>
@@ -2483,6 +3894,9 @@
           </w:tcPr>
           <w:p>
             <w:pPr>
+              <w:tabs>
+                <w:tab w:val="center" w:pos="1505"/>
+              </w:tabs>
               <w:spacing w:line="360" w:lineRule="auto"/>
               <w:ind w:left="360"/>
             </w:pPr>
@@ -2499,13 +3913,20 @@
               <w:spacing w:line="360" w:lineRule="auto"/>
               <w:rPr>
                 <w:caps/>
-              </w:rPr>
-            </w:pPr>
-            <w:r>
-              <w:rPr>
-                <w:caps/>
-              </w:rPr>
-              <w:t>US-03</w:t>
+                <w:u w:val="single"/>
+              </w:rPr>
+            </w:pPr>
+            <w:r>
+              <w:rPr>
+                <w:caps/>
+              </w:rPr>
+              <w:t>US-</w:t>
+            </w:r>
+            <w:r>
+              <w:rPr>
+                <w:caps/>
+              </w:rPr>
+              <w:t>03</w:t>
             </w:r>
           </w:p>
         </w:tc>
@@ -2542,13 +3963,20 @@
               <w:spacing w:line="360" w:lineRule="auto"/>
               <w:rPr>
                 <w:caps/>
-              </w:rPr>
-            </w:pPr>
-            <w:r>
-              <w:rPr>
-                <w:caps/>
-              </w:rPr>
-              <w:t>US-04</w:t>
+                <w:u w:val="single"/>
+              </w:rPr>
+            </w:pPr>
+            <w:r>
+              <w:rPr>
+                <w:caps/>
+              </w:rPr>
+              <w:t>US-</w:t>
+            </w:r>
+            <w:r>
+              <w:rPr>
+                <w:caps/>
+              </w:rPr>
+              <w:t>04</w:t>
             </w:r>
           </w:p>
         </w:tc>
@@ -2578,346 +4006,11 @@
     </w:tbl>
     <w:p>
       <w:pPr>
-        <w:spacing w:line="360" w:lineRule="auto"/>
-        <w:rPr>
-          <w:b/>
-          <w:bCs/>
-          <w:caps/>
-          <w:u w:val="single"/>
-        </w:rPr>
-      </w:pPr>
-    </w:p>
-    <w:p>
-      <w:pPr>
-        <w:spacing w:line="360" w:lineRule="auto"/>
-        <w:rPr>
-          <w:b/>
-          <w:bCs/>
-          <w:caps/>
-          <w:u w:val="single"/>
-        </w:rPr>
-      </w:pPr>
-      <w:r>
-        <w:rPr>
-          <w:b/>
-          <w:bCs/>
-          <w:caps/>
-          <w:u w:val="single"/>
-        </w:rPr>
-        <w:t>4</w:t>
-      </w:r>
-      <w:r>
-        <w:rPr>
-          <w:b/>
-          <w:bCs/>
-          <w:caps/>
-          <w:u w:val="single"/>
-        </w:rPr>
-        <w:t>. Non-Functional Requirements</w:t>
-      </w:r>
-    </w:p>
-    <w:p>
-      <w:pPr>
-        <w:numPr>
-          <w:ilvl w:val="0"/>
-          <w:numId w:val="7"/>
-        </w:numPr>
-        <w:spacing w:line="360" w:lineRule="auto"/>
-        <w:rPr>
-          <w:caps/>
-          <w:u w:val="single"/>
-        </w:rPr>
-      </w:pPr>
-      <w:r>
-        <w:rPr>
-          <w:b/>
-          <w:bCs/>
-          <w:caps/>
-          <w:u w:val="single"/>
-        </w:rPr>
-        <w:t>Integrity:</w:t>
-      </w:r>
-      <w:r>
-        <w:rPr>
-          <w:caps/>
-          <w:u w:val="single"/>
-        </w:rPr>
-        <w:t xml:space="preserve"> </w:t>
-      </w:r>
-      <w:r>
-        <w:rPr>
-          <w:caps/>
-          <w:u w:val="single"/>
-        </w:rPr>
-        <w:t>handling</w:t>
-      </w:r>
-      <w:r>
-        <w:rPr>
-          <w:caps/>
-          <w:u w:val="single"/>
-        </w:rPr>
-        <w:t xml:space="preserve"> errors</w:t>
-      </w:r>
-      <w:r>
-        <w:rPr>
-          <w:caps/>
-          <w:u w:val="single"/>
-        </w:rPr>
-        <w:t xml:space="preserve"> and bad data</w:t>
-      </w:r>
-    </w:p>
-    <w:p>
-      <w:pPr>
-        <w:numPr>
-          <w:ilvl w:val="0"/>
-          <w:numId w:val="7"/>
-        </w:numPr>
-        <w:spacing w:line="360" w:lineRule="auto"/>
-        <w:rPr>
-          <w:caps/>
-          <w:u w:val="single"/>
-        </w:rPr>
-      </w:pPr>
-      <w:r>
-        <w:rPr>
-          <w:b/>
-          <w:bCs/>
-          <w:caps/>
-          <w:u w:val="single"/>
-        </w:rPr>
-        <w:t>Security:</w:t>
-      </w:r>
-      <w:r>
-        <w:rPr>
-          <w:caps/>
-          <w:u w:val="single"/>
-        </w:rPr>
-        <w:t xml:space="preserve"> Implement bcrypt for password hashing and environment variables for DB credentials.</w:t>
-      </w:r>
-    </w:p>
-    <w:p>
-      <w:pPr>
-        <w:numPr>
-          <w:ilvl w:val="0"/>
-          <w:numId w:val="7"/>
-        </w:numPr>
-        <w:spacing w:line="360" w:lineRule="auto"/>
-        <w:rPr>
-          <w:caps/>
-          <w:u w:val="single"/>
-        </w:rPr>
-      </w:pPr>
-      <w:r>
-        <w:rPr>
-          <w:b/>
-          <w:bCs/>
-          <w:caps/>
-          <w:u w:val="single"/>
-        </w:rPr>
-        <w:t>usability</w:t>
-      </w:r>
-      <w:r>
-        <w:rPr>
-          <w:caps/>
-          <w:u w:val="single"/>
-        </w:rPr>
-        <w:t xml:space="preserve">: </w:t>
-      </w:r>
-    </w:p>
-    <w:p>
-      <w:pPr>
-        <w:spacing w:line="360" w:lineRule="auto"/>
-        <w:rPr>
-          <w:b/>
-          <w:bCs/>
-          <w:caps/>
-          <w:u w:val="single"/>
-        </w:rPr>
-      </w:pPr>
-      <w:r>
-        <w:rPr>
-          <w:b/>
-          <w:bCs/>
-          <w:caps/>
-          <w:u w:val="single"/>
-        </w:rPr>
-        <w:t>5</w:t>
-      </w:r>
-      <w:r>
-        <w:rPr>
-          <w:b/>
-          <w:bCs/>
-          <w:caps/>
-          <w:u w:val="single"/>
-        </w:rPr>
-        <w:t>. System Architecture</w:t>
-      </w:r>
-    </w:p>
-    <w:p>
-      <w:pPr>
-        <w:numPr>
-          <w:ilvl w:val="0"/>
-          <w:numId w:val="8"/>
-        </w:numPr>
-        <w:spacing w:line="360" w:lineRule="auto"/>
-        <w:rPr>
-          <w:caps/>
-          <w:u w:val="single"/>
-        </w:rPr>
-      </w:pPr>
-      <w:r>
-        <w:rPr>
-          <w:b/>
-          <w:bCs/>
-          <w:caps/>
-          <w:u w:val="single"/>
-        </w:rPr>
-        <w:lastRenderedPageBreak/>
-        <w:t>REST Endpoints:</w:t>
-      </w:r>
-      <w:r>
-        <w:rPr>
-          <w:caps/>
-          <w:u w:val="single"/>
-        </w:rPr>
-        <w:t xml:space="preserve"> (List METHOD | URL | DESCRIPTION)</w:t>
-      </w:r>
-    </w:p>
-    <w:p>
-      <w:pPr>
-        <w:numPr>
-          <w:ilvl w:val="0"/>
-          <w:numId w:val="7"/>
-        </w:numPr>
-        <w:spacing w:line="360" w:lineRule="auto"/>
-        <w:rPr>
-          <w:b/>
-          <w:bCs/>
-          <w:caps/>
-          <w:u w:val="single"/>
-        </w:rPr>
-      </w:pPr>
-      <w:r>
-        <w:rPr>
-          <w:b/>
-          <w:bCs/>
-          <w:caps/>
-          <w:u w:val="single"/>
-        </w:rPr>
-        <w:t>List your planned endpoints based on your REST slide:</w:t>
-      </w:r>
-    </w:p>
-    <w:p>
-      <w:pPr>
-        <w:numPr>
-          <w:ilvl w:val="1"/>
-          <w:numId w:val="7"/>
-        </w:numPr>
-        <w:spacing w:line="360" w:lineRule="auto"/>
-        <w:rPr>
-          <w:b/>
-          <w:bCs/>
-          <w:caps/>
-          <w:u w:val="single"/>
-        </w:rPr>
-      </w:pPr>
-      <w:r>
-        <w:rPr>
-          <w:b/>
-          <w:bCs/>
-          <w:caps/>
-          <w:u w:val="single"/>
-        </w:rPr>
-        <w:t>GET /api/resources — Fetches collection.</w:t>
-      </w:r>
-    </w:p>
-    <w:p>
-      <w:pPr>
-        <w:numPr>
-          <w:ilvl w:val="1"/>
-          <w:numId w:val="7"/>
-        </w:numPr>
-        <w:spacing w:line="360" w:lineRule="auto"/>
-        <w:rPr>
-          <w:b/>
-          <w:bCs/>
-          <w:caps/>
-          <w:u w:val="single"/>
-        </w:rPr>
-      </w:pPr>
-      <w:r>
-        <w:rPr>
-          <w:b/>
-          <w:bCs/>
-          <w:caps/>
-          <w:u w:val="single"/>
-        </w:rPr>
-        <w:t>POST /api/resources — Creates a new resource.</w:t>
-      </w:r>
-    </w:p>
-    <w:p>
-      <w:pPr>
-        <w:numPr>
-          <w:ilvl w:val="0"/>
-          <w:numId w:val="8"/>
-        </w:numPr>
-        <w:spacing w:line="360" w:lineRule="auto"/>
-        <w:rPr>
-          <w:caps/>
-          <w:u w:val="single"/>
-        </w:rPr>
-      </w:pPr>
-      <w:r>
-        <w:rPr>
-          <w:b/>
-          <w:bCs/>
-          <w:caps/>
-          <w:u w:val="single"/>
-        </w:rPr>
-        <w:t>UML</w:t>
-      </w:r>
-      <w:r>
-        <w:rPr>
-          <w:b/>
-          <w:bCs/>
-          <w:caps/>
-          <w:u w:val="single"/>
-        </w:rPr>
-        <w:t>:</w:t>
-      </w:r>
-      <w:r>
-        <w:rPr>
-          <w:caps/>
-          <w:u w:val="single"/>
-        </w:rPr>
-        <w:t xml:space="preserve"> (Attach a diagram</w:t>
-      </w:r>
-      <w:r>
-        <w:rPr>
-          <w:caps/>
-          <w:u w:val="single"/>
-        </w:rPr>
-        <w:t>)</w:t>
-      </w:r>
-      <w:r>
-        <w:rPr>
-          <w:caps/>
-          <w:u w:val="single"/>
-        </w:rPr>
-        <w:t xml:space="preserve"> </w:t>
-      </w:r>
-    </w:p>
-    <w:p>
-      <w:pPr>
-        <w:rPr>
-          <w:caps/>
-          <w:u w:val="single"/>
-        </w:rPr>
-      </w:pPr>
-    </w:p>
-    <w:p>
-      <w:pPr>
-        <w:rPr>
+        <w:pStyle w:val="ListParagraph"/>
+        <w:ind w:left="360"/>
+        <w:rPr>
+          <w:b/>
+          <w:bCs/>
           <w:caps/>
           <w:u w:val="single"/>
         </w:rPr>
@@ -2944,413 +4037,6 @@
           <w:caps/>
           <w:u w:val="single"/>
         </w:rPr>
-        <w:t xml:space="preserve">User Interface (UI) </w:t>
-      </w:r>
-    </w:p>
-    <w:p>
-      <w:pPr>
-        <w:numPr>
-          <w:ilvl w:val="1"/>
-          <w:numId w:val="15"/>
-        </w:numPr>
-        <w:spacing w:line="360" w:lineRule="auto"/>
-        <w:rPr>
-          <w:b/>
-          <w:bCs/>
-          <w:caps/>
-          <w:u w:val="single"/>
-        </w:rPr>
-      </w:pPr>
-      <w:r>
-        <w:rPr>
-          <w:b/>
-          <w:bCs/>
-          <w:caps/>
-          <w:u w:val="single"/>
-        </w:rPr>
-        <w:t>5.1 Wireframes / Mockups</w:t>
-      </w:r>
-    </w:p>
-    <w:p>
-      <w:pPr>
-        <w:pStyle w:val="ListParagraph"/>
-        <w:numPr>
-          <w:ilvl w:val="0"/>
-          <w:numId w:val="15"/>
-        </w:numPr>
-        <w:rPr>
-          <w:b/>
-          <w:bCs/>
-          <w:caps/>
-          <w:u w:val="single"/>
-        </w:rPr>
-      </w:pPr>
-      <w:r>
-        <w:rPr>
-          <w:b/>
-          <w:bCs/>
-          <w:caps/>
-          <w:u w:val="single"/>
-        </w:rPr>
-        <w:t>Data Requirements</w:t>
-      </w:r>
-    </w:p>
-    <w:p>
-      <w:pPr>
-        <w:pStyle w:val="ListParagraph"/>
-        <w:ind w:left="360"/>
-        <w:rPr>
-          <w:b/>
-          <w:bCs/>
-          <w:caps/>
-          <w:u w:val="single"/>
-        </w:rPr>
-      </w:pPr>
-    </w:p>
-    <w:p>
-      <w:pPr>
-        <w:pStyle w:val="ListParagraph"/>
-        <w:numPr>
-          <w:ilvl w:val="0"/>
-          <w:numId w:val="15"/>
-        </w:numPr>
-        <w:rPr>
-          <w:b/>
-          <w:bCs/>
-          <w:caps/>
-          <w:u w:val="single"/>
-        </w:rPr>
-      </w:pPr>
-      <w:r>
-        <w:rPr>
-          <w:b/>
-          <w:bCs/>
-          <w:caps/>
-          <w:u w:val="single"/>
-        </w:rPr>
-        <w:t xml:space="preserve">Traceability Matrix </w:t>
-      </w:r>
-    </w:p>
-    <w:p>
-      <w:pPr>
-        <w:pStyle w:val="ListParagraph"/>
-        <w:ind w:left="360"/>
-        <w:rPr>
-          <w:b/>
-          <w:bCs/>
-          <w:caps/>
-          <w:u w:val="single"/>
-        </w:rPr>
-      </w:pPr>
-    </w:p>
-    <w:tbl>
-      <w:tblPr>
-        <w:tblStyle w:val="TableGrid"/>
-        <w:tblW w:w="0" w:type="auto"/>
-        <w:tblInd w:w="720" w:type="dxa"/>
-        <w:tblLook w:val="04A0" w:firstRow="1" w:lastRow="0" w:firstColumn="1" w:lastColumn="0" w:noHBand="0" w:noVBand="1"/>
-      </w:tblPr>
-      <w:tblGrid>
-        <w:gridCol w:w="2898"/>
-        <w:gridCol w:w="2866"/>
-        <w:gridCol w:w="2866"/>
-      </w:tblGrid>
-      <w:tr>
-        <w:tc>
-          <w:tcPr>
-            <w:tcW w:w="2898" w:type="dxa"/>
-          </w:tcPr>
-          <w:p>
-            <w:pPr>
-              <w:spacing w:line="360" w:lineRule="auto"/>
-              <w:rPr>
-                <w:caps/>
-              </w:rPr>
-            </w:pPr>
-            <w:r>
-              <w:rPr>
-                <w:caps/>
-              </w:rPr>
-              <w:t>ID</w:t>
-            </w:r>
-          </w:p>
-        </w:tc>
-        <w:tc>
-          <w:tcPr>
-            <w:tcW w:w="2866" w:type="dxa"/>
-          </w:tcPr>
-          <w:p>
-            <w:pPr>
-              <w:spacing w:line="360" w:lineRule="auto"/>
-              <w:rPr>
-                <w:caps/>
-              </w:rPr>
-            </w:pPr>
-            <w:r>
-              <w:rPr>
-                <w:caps/>
-              </w:rPr>
-              <w:t>Requirement</w:t>
-            </w:r>
-          </w:p>
-        </w:tc>
-        <w:tc>
-          <w:tcPr>
-            <w:tcW w:w="2866" w:type="dxa"/>
-          </w:tcPr>
-          <w:p>
-            <w:pPr>
-              <w:spacing w:line="360" w:lineRule="auto"/>
-              <w:rPr>
-                <w:caps/>
-              </w:rPr>
-            </w:pPr>
-            <w:r>
-              <w:rPr>
-                <w:caps/>
-              </w:rPr>
-              <w:t>Line of code</w:t>
-            </w:r>
-          </w:p>
-        </w:tc>
-      </w:tr>
-      <w:tr>
-        <w:tc>
-          <w:tcPr>
-            <w:tcW w:w="2898" w:type="dxa"/>
-          </w:tcPr>
-          <w:p>
-            <w:pPr>
-              <w:spacing w:line="360" w:lineRule="auto"/>
-              <w:rPr>
-                <w:caps/>
-                <w:u w:val="single"/>
-              </w:rPr>
-            </w:pPr>
-            <w:r>
-              <w:rPr>
-                <w:caps/>
-              </w:rPr>
-              <w:t>US-</w:t>
-            </w:r>
-            <w:r>
-              <w:rPr>
-                <w:caps/>
-              </w:rPr>
-              <w:t>01</w:t>
-            </w:r>
-          </w:p>
-        </w:tc>
-        <w:tc>
-          <w:tcPr>
-            <w:tcW w:w="2866" w:type="dxa"/>
-          </w:tcPr>
-          <w:p>
-            <w:pPr>
-              <w:spacing w:line="360" w:lineRule="auto"/>
-              <w:ind w:left="360"/>
-            </w:pPr>
-          </w:p>
-        </w:tc>
-        <w:tc>
-          <w:tcPr>
-            <w:tcW w:w="2866" w:type="dxa"/>
-          </w:tcPr>
-          <w:p>
-            <w:pPr>
-              <w:spacing w:line="360" w:lineRule="auto"/>
-              <w:ind w:left="360"/>
-            </w:pPr>
-          </w:p>
-        </w:tc>
-      </w:tr>
-      <w:tr>
-        <w:tc>
-          <w:tcPr>
-            <w:tcW w:w="2898" w:type="dxa"/>
-          </w:tcPr>
-          <w:p>
-            <w:pPr>
-              <w:spacing w:line="360" w:lineRule="auto"/>
-              <w:rPr>
-                <w:caps/>
-                <w:u w:val="single"/>
-              </w:rPr>
-            </w:pPr>
-            <w:r>
-              <w:rPr>
-                <w:caps/>
-              </w:rPr>
-              <w:t>US-</w:t>
-            </w:r>
-            <w:r>
-              <w:rPr>
-                <w:caps/>
-              </w:rPr>
-              <w:t>02</w:t>
-            </w:r>
-          </w:p>
-        </w:tc>
-        <w:tc>
-          <w:tcPr>
-            <w:tcW w:w="2866" w:type="dxa"/>
-          </w:tcPr>
-          <w:p>
-            <w:pPr>
-              <w:spacing w:line="360" w:lineRule="auto"/>
-              <w:ind w:left="360"/>
-            </w:pPr>
-          </w:p>
-        </w:tc>
-        <w:tc>
-          <w:tcPr>
-            <w:tcW w:w="2866" w:type="dxa"/>
-          </w:tcPr>
-          <w:p>
-            <w:pPr>
-              <w:tabs>
-                <w:tab w:val="center" w:pos="1505"/>
-              </w:tabs>
-              <w:spacing w:line="360" w:lineRule="auto"/>
-              <w:ind w:left="360"/>
-            </w:pPr>
-          </w:p>
-        </w:tc>
-      </w:tr>
-      <w:tr>
-        <w:tc>
-          <w:tcPr>
-            <w:tcW w:w="2898" w:type="dxa"/>
-          </w:tcPr>
-          <w:p>
-            <w:pPr>
-              <w:spacing w:line="360" w:lineRule="auto"/>
-              <w:rPr>
-                <w:caps/>
-                <w:u w:val="single"/>
-              </w:rPr>
-            </w:pPr>
-            <w:r>
-              <w:rPr>
-                <w:caps/>
-              </w:rPr>
-              <w:t>US-</w:t>
-            </w:r>
-            <w:r>
-              <w:rPr>
-                <w:caps/>
-              </w:rPr>
-              <w:t>03</w:t>
-            </w:r>
-          </w:p>
-        </w:tc>
-        <w:tc>
-          <w:tcPr>
-            <w:tcW w:w="2866" w:type="dxa"/>
-          </w:tcPr>
-          <w:p>
-            <w:pPr>
-              <w:spacing w:line="360" w:lineRule="auto"/>
-              <w:ind w:left="360"/>
-            </w:pPr>
-          </w:p>
-        </w:tc>
-        <w:tc>
-          <w:tcPr>
-            <w:tcW w:w="2866" w:type="dxa"/>
-          </w:tcPr>
-          <w:p>
-            <w:pPr>
-              <w:spacing w:line="360" w:lineRule="auto"/>
-              <w:ind w:left="360"/>
-            </w:pPr>
-          </w:p>
-        </w:tc>
-      </w:tr>
-      <w:tr>
-        <w:tc>
-          <w:tcPr>
-            <w:tcW w:w="2898" w:type="dxa"/>
-          </w:tcPr>
-          <w:p>
-            <w:pPr>
-              <w:spacing w:line="360" w:lineRule="auto"/>
-              <w:rPr>
-                <w:caps/>
-                <w:u w:val="single"/>
-              </w:rPr>
-            </w:pPr>
-            <w:r>
-              <w:rPr>
-                <w:caps/>
-              </w:rPr>
-              <w:t>US-</w:t>
-            </w:r>
-            <w:r>
-              <w:rPr>
-                <w:caps/>
-              </w:rPr>
-              <w:t>04</w:t>
-            </w:r>
-          </w:p>
-        </w:tc>
-        <w:tc>
-          <w:tcPr>
-            <w:tcW w:w="2866" w:type="dxa"/>
-          </w:tcPr>
-          <w:p>
-            <w:pPr>
-              <w:spacing w:line="360" w:lineRule="auto"/>
-              <w:ind w:left="360"/>
-            </w:pPr>
-          </w:p>
-        </w:tc>
-        <w:tc>
-          <w:tcPr>
-            <w:tcW w:w="2866" w:type="dxa"/>
-          </w:tcPr>
-          <w:p>
-            <w:pPr>
-              <w:spacing w:line="360" w:lineRule="auto"/>
-              <w:ind w:left="360"/>
-            </w:pPr>
-          </w:p>
-        </w:tc>
-      </w:tr>
-    </w:tbl>
-    <w:p>
-      <w:pPr>
-        <w:pStyle w:val="ListParagraph"/>
-        <w:ind w:left="360"/>
-        <w:rPr>
-          <w:b/>
-          <w:bCs/>
-          <w:caps/>
-          <w:u w:val="single"/>
-        </w:rPr>
-      </w:pPr>
-    </w:p>
-    <w:p>
-      <w:pPr>
-        <w:pStyle w:val="ListParagraph"/>
-        <w:numPr>
-          <w:ilvl w:val="0"/>
-          <w:numId w:val="15"/>
-        </w:numPr>
-        <w:rPr>
-          <w:b/>
-          <w:bCs/>
-          <w:caps/>
-          <w:u w:val="single"/>
-        </w:rPr>
-      </w:pPr>
-      <w:r>
-        <w:rPr>
-          <w:b/>
-          <w:bCs/>
-          <w:caps/>
-          <w:u w:val="single"/>
-        </w:rPr>
         <w:t>AI Usage &amp; Disclosure (Mandatory)</w:t>
       </w:r>
     </w:p>
@@ -3372,6 +4058,7 @@
           <w:caps/>
           <w:u w:val="single"/>
         </w:rPr>
+        <w:lastRenderedPageBreak/>
         <w:t>Model(s) Used:</w:t>
       </w:r>
       <w:r>
@@ -6644,6 +7331,7 @@
   <w:style w:type="character" w:default="1" w:styleId="DefaultParagraphFont">
     <w:name w:val="Default Paragraph Font"/>
     <w:uiPriority w:val="1"/>
+    <w:semiHidden/>
     <w:unhideWhenUsed/>
   </w:style>
   <w:style w:type="table" w:default="1" w:styleId="TableNormal">
@@ -7136,12 +7824,28 @@
 </file>
 
 <file path=customXml/item1.xml><?xml version="1.0" encoding="utf-8"?>
-<?mso-contentType ?>
-<FormTemplates xmlns="http://schemas.microsoft.com/sharepoint/v3/contenttype/forms">
-  <Display>DocumentLibraryForm</Display>
-  <Edit>DocumentLibraryForm</Edit>
-  <New>DocumentLibraryForm</New>
-</FormTemplates>
+<p:properties xmlns:p="http://schemas.microsoft.com/office/2006/metadata/properties" xmlns:xsi="http://www.w3.org/2001/XMLSchema-instance" xmlns:pc="http://schemas.microsoft.com/office/infopath/2007/PartnerControls">
+  <documentManagement>
+    <Development_x0020_Phase xmlns="465633ec-d69e-42ae-b4b0-0dce57937a5a">Sustaining</Development_x0020_Phase>
+    <Document_x0020_Type xmlns="465633ec-d69e-42ae-b4b0-0dce57937a5a">Template</Document_x0020_Type>
+    <Document_x0020_Author xmlns="465633ec-d69e-42ae-b4b0-0dce57937a5a">
+      <UserInfo>
+        <DisplayName>Flottorp, Cheryl (JSC-SA)[WYLE LABORATORIES, INC.]</DisplayName>
+        <AccountId>76</AccountId>
+        <AccountType/>
+      </UserInfo>
+    </Document_x0020_Author>
+    <Increment xmlns="27242fef-9cfa-4fe3-8653-3bd28d129dca"/>
+    <Sensitivity xmlns="27242fef-9cfa-4fe3-8653-3bd28d129dca">Unrestricted</Sensitivity>
+    <Experiment xmlns="27242fef-9cfa-4fe3-8653-3bd28d129dca"/>
+    <Flight xmlns="27242fef-9cfa-4fe3-8653-3bd28d129dca">
+      <Value>None</Value>
+    </Flight>
+    <Hardware xmlns="27242fef-9cfa-4fe3-8653-3bd28d129dca">
+      <Value>None</Value>
+    </Hardware>
+  </documentManagement>
+</p:properties>
 </file>
 
 <file path=customXml/item2.xml><?xml version="1.0" encoding="utf-8"?>
@@ -7820,34 +8524,21 @@
 </file>
 
 <file path=customXml/item3.xml><?xml version="1.0" encoding="utf-8"?>
-<p:properties xmlns:p="http://schemas.microsoft.com/office/2006/metadata/properties" xmlns:xsi="http://www.w3.org/2001/XMLSchema-instance" xmlns:pc="http://schemas.microsoft.com/office/infopath/2007/PartnerControls">
-  <documentManagement>
-    <Development_x0020_Phase xmlns="465633ec-d69e-42ae-b4b0-0dce57937a5a">Sustaining</Development_x0020_Phase>
-    <Document_x0020_Type xmlns="465633ec-d69e-42ae-b4b0-0dce57937a5a">Template</Document_x0020_Type>
-    <Document_x0020_Author xmlns="465633ec-d69e-42ae-b4b0-0dce57937a5a">
-      <UserInfo>
-        <DisplayName>Flottorp, Cheryl (JSC-SA)[WYLE LABORATORIES, INC.]</DisplayName>
-        <AccountId>76</AccountId>
-        <AccountType/>
-      </UserInfo>
-    </Document_x0020_Author>
-    <Increment xmlns="27242fef-9cfa-4fe3-8653-3bd28d129dca"/>
-    <Sensitivity xmlns="27242fef-9cfa-4fe3-8653-3bd28d129dca">Unrestricted</Sensitivity>
-    <Experiment xmlns="27242fef-9cfa-4fe3-8653-3bd28d129dca"/>
-    <Flight xmlns="27242fef-9cfa-4fe3-8653-3bd28d129dca">
-      <Value>None</Value>
-    </Flight>
-    <Hardware xmlns="27242fef-9cfa-4fe3-8653-3bd28d129dca">
-      <Value>None</Value>
-    </Hardware>
-  </documentManagement>
-</p:properties>
+<?mso-contentType ?>
+<FormTemplates xmlns="http://schemas.microsoft.com/sharepoint/v3/contenttype/forms">
+  <Display>DocumentLibraryForm</Display>
+  <Edit>DocumentLibraryForm</Edit>
+  <New>DocumentLibraryForm</New>
+</FormTemplates>
 </file>
 
 <file path=customXml/itemProps1.xml><?xml version="1.0" encoding="utf-8"?>
-<ds:datastoreItem xmlns:ds="http://schemas.openxmlformats.org/officeDocument/2006/customXml" ds:itemID="{030D5295-6A79-42C5-A0B7-1016DED61AA1}">
+<ds:datastoreItem xmlns:ds="http://schemas.openxmlformats.org/officeDocument/2006/customXml" ds:itemID="{BBE85EB1-7069-4C57-AAD6-F91878A3B1CC}">
   <ds:schemaRefs>
-    <ds:schemaRef ds:uri="http://schemas.microsoft.com/sharepoint/v3/contenttype/forms"/>
+    <ds:schemaRef ds:uri="http://schemas.microsoft.com/office/2006/metadata/properties"/>
+    <ds:schemaRef ds:uri="http://schemas.microsoft.com/office/infopath/2007/PartnerControls"/>
+    <ds:schemaRef ds:uri="465633ec-d69e-42ae-b4b0-0dce57937a5a"/>
+    <ds:schemaRef ds:uri="27242fef-9cfa-4fe3-8653-3bd28d129dca"/>
   </ds:schemaRefs>
 </ds:datastoreItem>
 </file>
@@ -7872,12 +8563,9 @@
 </file>
 
 <file path=customXml/itemProps3.xml><?xml version="1.0" encoding="utf-8"?>
-<ds:datastoreItem xmlns:ds="http://schemas.openxmlformats.org/officeDocument/2006/customXml" ds:itemID="{BBE85EB1-7069-4C57-AAD6-F91878A3B1CC}">
+<ds:datastoreItem xmlns:ds="http://schemas.openxmlformats.org/officeDocument/2006/customXml" ds:itemID="{030D5295-6A79-42C5-A0B7-1016DED61AA1}">
   <ds:schemaRefs>
-    <ds:schemaRef ds:uri="http://schemas.microsoft.com/office/2006/metadata/properties"/>
-    <ds:schemaRef ds:uri="http://schemas.microsoft.com/office/infopath/2007/PartnerControls"/>
-    <ds:schemaRef ds:uri="465633ec-d69e-42ae-b4b0-0dce57937a5a"/>
-    <ds:schemaRef ds:uri="27242fef-9cfa-4fe3-8653-3bd28d129dca"/>
+    <ds:schemaRef ds:uri="http://schemas.microsoft.com/sharepoint/v3/contenttype/forms"/>
   </ds:schemaRefs>
 </ds:datastoreItem>
 </file>